--- a/submission_docs/Supplementary-Information.docx
+++ b/submission_docs/Supplementary-Information.docx
@@ -2,6 +2,196 @@
 <file path=word/document.xml><?xml version="1.0" encoding="utf-8"?>
 <w:document xmlns:wpc="http://schemas.microsoft.com/office/word/2010/wordprocessingCanvas" xmlns:cx="http://schemas.microsoft.com/office/drawing/2014/chartex" xmlns:cx1="http://schemas.microsoft.com/office/drawing/2015/9/8/chartex" xmlns:cx2="http://schemas.microsoft.com/office/drawing/2015/10/21/chartex" xmlns:cx3="http://schemas.microsoft.com/office/drawing/2016/5/9/chartex" xmlns:cx4="http://schemas.microsoft.com/office/drawing/2016/5/10/chartex" xmlns:cx5="http://schemas.microsoft.com/office/drawing/2016/5/11/chartex" xmlns:cx6="http://schemas.microsoft.com/office/drawing/2016/5/12/chartex" xmlns:cx7="http://schemas.microsoft.com/office/drawing/2016/5/13/chartex" xmlns:cx8="http://schemas.microsoft.com/office/drawing/2016/5/14/chartex" xmlns:mc="http://schemas.openxmlformats.org/markup-compatibility/2006" xmlns:aink="http://schemas.microsoft.com/office/drawing/2016/ink" xmlns:am3d="http://schemas.microsoft.com/office/drawing/2017/model3d" xmlns:o="urn:schemas-microsoft-com:office:office" xmlns:oel="http://schemas.microsoft.com/office/2019/extlst" xmlns:r="http://schemas.openxmlformats.org/officeDocument/2006/relationships" xmlns:m="http://schemas.openxmlformats.org/officeDocument/2006/math" xmlns:v="urn:schemas-microsoft-com:vml" xmlns:wp14="http://schemas.microsoft.com/office/word/2010/wordprocessingDrawing" xmlns:wp="http://schemas.openxmlformats.org/drawingml/2006/wordprocessingDrawing" xmlns:w10="urn:schemas-microsoft-com:office:word" xmlns:w="http://schemas.openxmlformats.org/wordprocessingml/2006/main" xmlns:w14="http://schemas.microsoft.com/office/word/2010/wordml" xmlns:w15="http://schemas.microsoft.com/office/word/2012/wordml" xmlns:w16cex="http://schemas.microsoft.com/office/word/2018/wordml/cex" xmlns:w16cid="http://schemas.microsoft.com/office/word/2016/wordml/cid" xmlns:w16="http://schemas.microsoft.com/office/word/2018/wordml" xmlns:w16du="http://schemas.microsoft.com/office/word/2023/wordml/word16du" xmlns:w16sdtdh="http://schemas.microsoft.com/office/word/2020/wordml/sdtdatahash" xmlns:w16sdtfl="http://schemas.microsoft.com/office/word/2024/wordml/sdtformatlock" xmlns:w16se="http://schemas.microsoft.com/office/word/2015/wordml/symex" xmlns:wpg="http://schemas.microsoft.com/office/word/2010/wordprocessingGroup" xmlns:wpi="http://schemas.microsoft.com/office/word/2010/wordprocessingInk" xmlns:wne="http://schemas.microsoft.com/office/word/2006/wordml" xmlns:wps="http://schemas.microsoft.com/office/word/2010/wordprocessingShape" mc:Ignorable="w14 w15 w16se w16cid w16 w16cex w16sdtdh w16sdtfl w16du wp14">
   <w:body>
+    <w:p>
+      <w:pPr>
+        <w:jc w:val="center"/>
+      </w:pPr>
+    </w:p>
+    <w:p>
+      <w:pPr>
+        <w:jc w:val="center"/>
+      </w:pPr>
+    </w:p>
+    <w:p>
+      <w:pPr>
+        <w:jc w:val="center"/>
+      </w:pPr>
+    </w:p>
+    <w:p>
+      <w:pPr>
+        <w:jc w:val="center"/>
+      </w:pPr>
+    </w:p>
+    <w:p>
+      <w:pPr>
+        <w:jc w:val="center"/>
+      </w:pPr>
+      <w:r>
+        <w:t>Supporting information for</w:t>
+      </w:r>
+    </w:p>
+    <w:p>
+      <w:pPr>
+        <w:jc w:val="center"/>
+        <w:rPr>
+          <w:b/>
+          <w:bCs/>
+        </w:rPr>
+      </w:pPr>
+      <w:r>
+        <w:rPr>
+          <w:b/>
+          <w:bCs/>
+        </w:rPr>
+        <w:t>The Fate of Western Headwaters: Climate Controls on Base-flow Decline</w:t>
+      </w:r>
+    </w:p>
+    <w:p>
+      <w:pPr>
+        <w:jc w:val="center"/>
+      </w:pPr>
+      <w:r>
+        <w:t>Caelum Mroczek</w:t>
+      </w:r>
+      <w:r>
+        <w:rPr>
+          <w:vertAlign w:val="superscript"/>
+        </w:rPr>
+        <w:t>1</w:t>
+      </w:r>
+      <w:r>
+        <w:t>, Abraham E Springer</w:t>
+      </w:r>
+      <w:r>
+        <w:rPr>
+          <w:vertAlign w:val="superscript"/>
+        </w:rPr>
+        <w:t>1</w:t>
+      </w:r>
+      <w:r>
+        <w:t>, Benjamin Lucas</w:t>
+      </w:r>
+      <w:r>
+        <w:rPr>
+          <w:vertAlign w:val="superscript"/>
+        </w:rPr>
+        <w:t>2</w:t>
+      </w:r>
+    </w:p>
+    <w:p>
+      <w:pPr>
+        <w:jc w:val="center"/>
+        <w:rPr>
+          <w:sz w:val="20"/>
+          <w:szCs w:val="20"/>
+        </w:rPr>
+      </w:pPr>
+      <w:r>
+        <w:rPr>
+          <w:sz w:val="20"/>
+          <w:szCs w:val="20"/>
+          <w:vertAlign w:val="superscript"/>
+        </w:rPr>
+        <w:t>1</w:t>
+      </w:r>
+      <w:r>
+        <w:rPr>
+          <w:sz w:val="20"/>
+          <w:szCs w:val="20"/>
+        </w:rPr>
+        <w:t>School of Earth and Sustainability, Northern Arizona University</w:t>
+      </w:r>
+    </w:p>
+    <w:p>
+      <w:pPr>
+        <w:jc w:val="center"/>
+        <w:rPr>
+          <w:sz w:val="20"/>
+          <w:szCs w:val="20"/>
+        </w:rPr>
+      </w:pPr>
+      <w:r>
+        <w:rPr>
+          <w:sz w:val="20"/>
+          <w:szCs w:val="20"/>
+          <w:vertAlign w:val="superscript"/>
+        </w:rPr>
+        <w:t>2</w:t>
+      </w:r>
+      <w:r>
+        <w:rPr>
+          <w:sz w:val="20"/>
+          <w:szCs w:val="20"/>
+        </w:rPr>
+        <w:t>Department of Mathematics and Statistics, Northern Arizona University</w:t>
+      </w:r>
+    </w:p>
+    <w:p>
+      <w:pPr>
+        <w:jc w:val="center"/>
+        <w:rPr>
+          <w:sz w:val="20"/>
+          <w:szCs w:val="20"/>
+        </w:rPr>
+      </w:pPr>
+    </w:p>
+    <w:p>
+      <w:pPr>
+        <w:rPr>
+          <w:b/>
+          <w:bCs/>
+        </w:rPr>
+      </w:pPr>
+      <w:r>
+        <w:rPr>
+          <w:b/>
+          <w:bCs/>
+        </w:rPr>
+        <w:t>Contents of this file</w:t>
+      </w:r>
+    </w:p>
+    <w:p>
+      <w:r>
+        <w:rPr>
+          <w:b/>
+          <w:bCs/>
+        </w:rPr>
+        <w:tab/>
+      </w:r>
+      <w:r>
+        <w:t>Table S1</w:t>
+      </w:r>
+    </w:p>
+    <w:p>
+      <w:r>
+        <w:tab/>
+        <w:t>Figures S1 to S2</w:t>
+      </w:r>
+    </w:p>
+    <w:p>
+      <w:pPr>
+        <w:rPr>
+          <w:rFonts w:ascii="Helvetica" w:hAnsi="Helvetica"/>
+          <w:b/>
+          <w:bCs/>
+          <w:color w:val="0E2841" w:themeColor="text2"/>
+          <w:sz w:val="20"/>
+          <w:szCs w:val="20"/>
+        </w:rPr>
+      </w:pPr>
+      <w:r>
+        <w:rPr>
+          <w:rFonts w:ascii="Helvetica" w:hAnsi="Helvetica"/>
+          <w:b/>
+          <w:bCs/>
+          <w:i/>
+          <w:iCs/>
+          <w:sz w:val="20"/>
+          <w:szCs w:val="20"/>
+        </w:rPr>
+        <w:br w:type="page"/>
+      </w:r>
+    </w:p>
     <w:p>
       <w:pPr>
         <w:pStyle w:val="Caption"/>
@@ -24,6 +214,7 @@
           <w:sz w:val="20"/>
           <w:szCs w:val="20"/>
         </w:rPr>
+        <w:lastRenderedPageBreak/>
         <w:t>Table S</w:t>
       </w:r>
       <w:r>
@@ -1550,17 +1741,7 @@
                           <w:sz w:val="20"/>
                           <w:szCs w:val="20"/>
                         </w:rPr>
-                        <w:t>5). Violin plots show the density of residuals, with embedded boxplots indicating the interquartile range and median. Residual</w:t>
-                      </w:r>
-                      <w:r>
-                        <w:rPr>
-                          <w:rFonts w:ascii="Helvetica" w:hAnsi="Helvetica"/>
-                          <w:i w:val="0"/>
-                          <w:iCs w:val="0"/>
-                          <w:sz w:val="20"/>
-                          <w:szCs w:val="20"/>
-                        </w:rPr>
-                        <w:t>s are centered close to zero across clusters and scenarios, indicating minimal bias.</w:t>
+                        <w:t>5). Violin plots show the density of residuals, with embedded boxplots indicating the interquartile range and median. Residuals are centered close to zero across clusters and scenarios, indicating minimal bias.</w:t>
                       </w:r>
                     </w:p>
                   </w:txbxContent>
